--- a/Cuarto entregable/Guia- Terminar Proyecto - Crear tableros de control y comunicarlos (P).docx
+++ b/Cuarto entregable/Guia- Terminar Proyecto - Crear tableros de control y comunicarlos (P).docx
@@ -1408,8 +1408,6 @@
         <w:rPr>
           <w:rStyle w:val="Textoennegrita"/>
           <w:rFonts w:ascii="Segoe UI" w:hAnsi="Segoe UI" w:cs="Segoe UI"/>
-          <w:b w:val="0"/>
-          <w:bCs w:val="0"/>
           <w:color w:val="24292E"/>
           <w:sz w:val="24"/>
           <w:szCs w:val="24"/>
